--- a/docs/WPS_Table_Sheels_augmented_2021.docx
+++ b/docs/WPS_Table_Sheels_augmented_2021.docx
@@ -3043,45 +3043,45 @@
                 <w:b w:val="0"/>
                 <w:sz w:val="18"/>
               </w:rPr>
-              <w:t>0.495***</w:t>
-            </w:r>
-          </w:p>
-        </w:tc>
-        <w:tc>
-          <w:tcPr>
-            <w:tcW w:type="dxa" w:w="936"/>
-          </w:tcPr>
-          <w:p>
-            <w:pPr>
-              <w:jc w:val="center"/>
-            </w:pPr>
-            <w:r/>
-            <w:r>
-              <w:rPr>
-                <w:rFonts w:ascii="Helvetica" w:hAnsi="Helvetica"/>
-                <w:b w:val="0"/>
-                <w:sz w:val="18"/>
-              </w:rPr>
-              <w:t>(0.052)</w:t>
-            </w:r>
-          </w:p>
-        </w:tc>
-        <w:tc>
-          <w:tcPr>
-            <w:tcW w:type="dxa" w:w="936"/>
-          </w:tcPr>
-          <w:p>
-            <w:pPr>
-              <w:jc w:val="center"/>
-            </w:pPr>
-            <w:r/>
-            <w:r>
-              <w:rPr>
-                <w:rFonts w:ascii="Helvetica" w:hAnsi="Helvetica"/>
-                <w:b w:val="0"/>
-                <w:sz w:val="18"/>
-              </w:rPr>
-              <w:t>0.394</w:t>
+              <w:t>0.518***</w:t>
+            </w:r>
+          </w:p>
+        </w:tc>
+        <w:tc>
+          <w:tcPr>
+            <w:tcW w:type="dxa" w:w="936"/>
+          </w:tcPr>
+          <w:p>
+            <w:pPr>
+              <w:jc w:val="center"/>
+            </w:pPr>
+            <w:r/>
+            <w:r>
+              <w:rPr>
+                <w:rFonts w:ascii="Helvetica" w:hAnsi="Helvetica"/>
+                <w:b w:val="0"/>
+                <w:sz w:val="18"/>
+              </w:rPr>
+              <w:t>(0.056)</w:t>
+            </w:r>
+          </w:p>
+        </w:tc>
+        <w:tc>
+          <w:tcPr>
+            <w:tcW w:type="dxa" w:w="936"/>
+          </w:tcPr>
+          <w:p>
+            <w:pPr>
+              <w:jc w:val="center"/>
+            </w:pPr>
+            <w:r/>
+            <w:r>
+              <w:rPr>
+                <w:rFonts w:ascii="Helvetica" w:hAnsi="Helvetica"/>
+                <w:b w:val="0"/>
+                <w:sz w:val="18"/>
+              </w:rPr>
+              <w:t>0.412</w:t>
             </w:r>
           </w:p>
         </w:tc>
@@ -3235,45 +3235,45 @@
                 <w:b w:val="0"/>
                 <w:sz w:val="18"/>
               </w:rPr>
-              <w:t>0.062+</w:t>
-            </w:r>
-          </w:p>
-        </w:tc>
-        <w:tc>
-          <w:tcPr>
-            <w:tcW w:type="dxa" w:w="936"/>
-          </w:tcPr>
-          <w:p>
-            <w:pPr>
-              <w:jc w:val="center"/>
-            </w:pPr>
-            <w:r/>
-            <w:r>
-              <w:rPr>
-                <w:rFonts w:ascii="Helvetica" w:hAnsi="Helvetica"/>
-                <w:b w:val="0"/>
-                <w:sz w:val="18"/>
-              </w:rPr>
-              <w:t>(0.034)</w:t>
-            </w:r>
-          </w:p>
-        </w:tc>
-        <w:tc>
-          <w:tcPr>
-            <w:tcW w:type="dxa" w:w="936"/>
-          </w:tcPr>
-          <w:p>
-            <w:pPr>
-              <w:jc w:val="center"/>
-            </w:pPr>
-            <w:r/>
-            <w:r>
-              <w:rPr>
-                <w:rFonts w:ascii="Helvetica" w:hAnsi="Helvetica"/>
-                <w:b w:val="0"/>
-                <w:sz w:val="18"/>
-              </w:rPr>
-              <w:t>0.128</w:t>
+              <w:t>0.066*</w:t>
+            </w:r>
+          </w:p>
+        </w:tc>
+        <w:tc>
+          <w:tcPr>
+            <w:tcW w:type="dxa" w:w="936"/>
+          </w:tcPr>
+          <w:p>
+            <w:pPr>
+              <w:jc w:val="center"/>
+            </w:pPr>
+            <w:r/>
+            <w:r>
+              <w:rPr>
+                <w:rFonts w:ascii="Helvetica" w:hAnsi="Helvetica"/>
+                <w:b w:val="0"/>
+                <w:sz w:val="18"/>
+              </w:rPr>
+              <w:t>(0.030)</w:t>
+            </w:r>
+          </w:p>
+        </w:tc>
+        <w:tc>
+          <w:tcPr>
+            <w:tcW w:type="dxa" w:w="936"/>
+          </w:tcPr>
+          <w:p>
+            <w:pPr>
+              <w:jc w:val="center"/>
+            </w:pPr>
+            <w:r/>
+            <w:r>
+              <w:rPr>
+                <w:rFonts w:ascii="Helvetica" w:hAnsi="Helvetica"/>
+                <w:b w:val="0"/>
+                <w:sz w:val="18"/>
+              </w:rPr>
+              <w:t>0.134</w:t>
             </w:r>
           </w:p>
         </w:tc>
@@ -3446,7 +3446,7 @@
                 <w:b w:val="0"/>
                 <w:sz w:val="18"/>
               </w:rPr>
-              <w:t>(0.005)</w:t>
+              <w:t>(0.006)</w:t>
             </w:r>
           </w:p>
         </w:tc>
@@ -3619,7 +3619,7 @@
                 <w:b w:val="0"/>
                 <w:sz w:val="18"/>
               </w:rPr>
-              <w:t>-0.005***</w:t>
+              <w:t>-0.006***</w:t>
             </w:r>
           </w:p>
         </w:tc>
@@ -3657,7 +3657,7 @@
                 <w:b w:val="0"/>
                 <w:sz w:val="18"/>
               </w:rPr>
-              <w:t>-0.257</w:t>
+              <w:t>-0.264</w:t>
             </w:r>
           </w:p>
         </w:tc>
